--- a/COMICCRAFT 1 (2).docx
+++ b/COMICCRAFT 1 (2).docx
@@ -4,36 +4,35 @@
   <w:body>
     <w:p>
       <w:pPr>
-        <w:spacing w:line="259" w:lineRule="auto"/>
-        <w:ind w:left="-1418" w:firstLine="992"/>
         <w:jc w:val="center"/>
         <w:rPr>
           <w:rFonts w:ascii="Times New Roman" w:hAnsi="Times New Roman" w:cs="Times New Roman"/>
           <w:b/>
-          <w:bCs/>
-          <w:iCs/>
-          <w:sz w:val="40"/>
-          <w:szCs w:val="40"/>
-        </w:rPr>
-      </w:pPr>
-      <w:bookmarkStart w:id="0" w:name="_GoBack"/>
-      <w:r>
-        <w:rPr>
-          <w:rFonts w:ascii="Times New Roman" w:hAnsi="Times New Roman" w:cs="Times New Roman"/>
-          <w:b/>
-          <w:bCs/>
-          <w:iCs/>
+          <w:sz w:val="52"/>
+          <w:szCs w:val="32"/>
+        </w:rPr>
+      </w:pPr>
+      <w:r>
+        <w:rPr>
+          <w:rFonts w:ascii="Times New Roman" w:hAnsi="Times New Roman" w:cs="Times New Roman"/>
           <w:noProof/>
-          <w:sz w:val="40"/>
-          <w:szCs w:val="40"/>
+          <w:sz w:val="48"/>
+          <w:szCs w:val="32"/>
           <w:lang w:val="en-IN" w:eastAsia="en-IN"/>
-          <w14:ligatures w14:val="none"/>
         </w:rPr>
         <w:drawing>
-          <wp:inline distT="0" distB="0" distL="0" distR="0" wp14:anchorId="41097375" wp14:editId="229F144A">
-            <wp:extent cx="762222" cy="704850"/>
+          <wp:anchor distT="0" distB="0" distL="114300" distR="114300" simplePos="0" relativeHeight="251659264" behindDoc="0" locked="0" layoutInCell="1" allowOverlap="1" wp14:anchorId="0FF23679" wp14:editId="5A207F92">
+            <wp:simplePos x="0" y="0"/>
+            <wp:positionH relativeFrom="margin">
+              <wp:posOffset>-619125</wp:posOffset>
+            </wp:positionH>
+            <wp:positionV relativeFrom="paragraph">
+              <wp:posOffset>-228600</wp:posOffset>
+            </wp:positionV>
+            <wp:extent cx="1113340" cy="1028700"/>
             <wp:effectExtent l="0" t="0" r="0" b="0"/>
-            <wp:docPr id="5" name="Picture 5"/>
+            <wp:wrapNone/>
+            <wp:docPr id="7" name="Picture 1"/>
             <wp:cNvGraphicFramePr>
               <a:graphicFrameLocks xmlns:a="http://schemas.openxmlformats.org/drawingml/2006/main" noChangeAspect="1"/>
             </wp:cNvGraphicFramePr>
@@ -41,7 +40,7 @@
               <a:graphicData uri="http://schemas.openxmlformats.org/drawingml/2006/picture">
                 <pic:pic xmlns:pic="http://schemas.openxmlformats.org/drawingml/2006/picture">
                   <pic:nvPicPr>
-                    <pic:cNvPr id="5" name="images (1).jpeg"/>
+                    <pic:cNvPr id="1" name="images.jfif"/>
                     <pic:cNvPicPr/>
                   </pic:nvPicPr>
                   <pic:blipFill>
@@ -59,7 +58,7 @@
                   <pic:spPr>
                     <a:xfrm>
                       <a:off x="0" y="0"/>
-                      <a:ext cx="856578" cy="792104"/>
+                      <a:ext cx="1113340" cy="1028700"/>
                     </a:xfrm>
                     <a:prstGeom prst="rect">
                       <a:avLst/>
@@ -68,86 +67,363 @@
                 </pic:pic>
               </a:graphicData>
             </a:graphic>
-          </wp:inline>
+            <wp14:sizeRelH relativeFrom="margin">
+              <wp14:pctWidth>0</wp14:pctWidth>
+            </wp14:sizeRelH>
+            <wp14:sizeRelV relativeFrom="margin">
+              <wp14:pctHeight>0</wp14:pctHeight>
+            </wp14:sizeRelV>
+          </wp:anchor>
         </w:drawing>
       </w:r>
-      <w:bookmarkEnd w:id="0"/>
-      <w:r>
-        <w:rPr>
-          <w:rFonts w:ascii="Times New Roman" w:hAnsi="Times New Roman" w:cs="Times New Roman"/>
-          <w:b/>
-          <w:bCs/>
+      <w:r>
+        <w:rPr>
+          <w:rFonts w:ascii="Times New Roman" w:hAnsi="Times New Roman" w:cs="Times New Roman"/>
+          <w:b/>
+          <w:sz w:val="52"/>
+          <w:szCs w:val="32"/>
+        </w:rPr>
+        <w:t>MAGNACOLLEGE OF ARTS</w:t>
+      </w:r>
+      <w:r>
+        <w:rPr>
+          <w:rFonts w:ascii="Times New Roman" w:hAnsi="Times New Roman" w:cs="Times New Roman"/>
+          <w:b/>
+          <w:sz w:val="52"/>
+          <w:szCs w:val="32"/>
+        </w:rPr>
+        <w:t xml:space="preserve">  </w:t>
+      </w:r>
+    </w:p>
+    <w:p>
+      <w:pPr>
+        <w:jc w:val="center"/>
+        <w:rPr>
+          <w:rFonts w:ascii="Times New Roman" w:hAnsi="Times New Roman" w:cs="Times New Roman"/>
+          <w:b/>
+          <w:sz w:val="48"/>
+          <w:szCs w:val="32"/>
+        </w:rPr>
+      </w:pPr>
+      <w:r>
+        <w:rPr>
+          <w:rFonts w:ascii="Times New Roman" w:hAnsi="Times New Roman" w:cs="Times New Roman"/>
+          <w:b/>
+          <w:sz w:val="52"/>
+          <w:szCs w:val="32"/>
+        </w:rPr>
+        <w:t>AND SCIENCE</w:t>
+      </w:r>
+    </w:p>
+    <w:p>
+      <w:pPr>
+        <w:rPr>
+          <w:rFonts w:ascii="Times New Roman" w:hAnsi="Times New Roman" w:cs="Times New Roman"/>
+          <w:b/>
+          <w:szCs w:val="32"/>
+        </w:rPr>
+      </w:pPr>
+      <w:r>
+        <w:rPr>
+          <w:rFonts w:ascii="Times New Roman" w:hAnsi="Times New Roman" w:cs="Times New Roman"/>
+          <w:szCs w:val="32"/>
+        </w:rPr>
+        <w:t xml:space="preserve">    </w:t>
+      </w:r>
+      <w:r>
+        <w:rPr>
+          <w:rFonts w:ascii="Times New Roman" w:hAnsi="Times New Roman" w:cs="Times New Roman"/>
+          <w:szCs w:val="32"/>
+        </w:rPr>
+        <w:t xml:space="preserve">          </w:t>
+      </w:r>
+      <w:r>
+        <w:rPr>
+          <w:rFonts w:ascii="Times New Roman" w:hAnsi="Times New Roman" w:cs="Times New Roman"/>
+          <w:szCs w:val="32"/>
+        </w:rPr>
+        <w:t xml:space="preserve">      </w:t>
+      </w:r>
+      <w:r>
+        <w:rPr>
+          <w:rFonts w:ascii="Times New Roman" w:hAnsi="Times New Roman" w:cs="Times New Roman"/>
+          <w:b/>
+          <w:szCs w:val="32"/>
+        </w:rPr>
+        <w:t xml:space="preserve">   </w:t>
+      </w:r>
+      <w:proofErr w:type="spellStart"/>
+      <w:r>
+        <w:rPr>
+          <w:rFonts w:ascii="Times New Roman" w:hAnsi="Times New Roman" w:cs="Times New Roman"/>
+          <w:b/>
+          <w:szCs w:val="32"/>
+        </w:rPr>
+        <w:t>Redhills</w:t>
+      </w:r>
+      <w:proofErr w:type="spellEnd"/>
+      <w:r>
+        <w:rPr>
+          <w:rFonts w:ascii="Times New Roman" w:hAnsi="Times New Roman" w:cs="Times New Roman"/>
+          <w:b/>
+          <w:szCs w:val="32"/>
+        </w:rPr>
+        <w:t xml:space="preserve"> – </w:t>
+      </w:r>
+      <w:proofErr w:type="spellStart"/>
+      <w:r>
+        <w:rPr>
+          <w:rFonts w:ascii="Times New Roman" w:hAnsi="Times New Roman" w:cs="Times New Roman"/>
+          <w:b/>
+          <w:szCs w:val="32"/>
+        </w:rPr>
+        <w:t>Tiruvallur</w:t>
+      </w:r>
+      <w:proofErr w:type="spellEnd"/>
+      <w:r>
+        <w:rPr>
+          <w:rFonts w:ascii="Times New Roman" w:hAnsi="Times New Roman" w:cs="Times New Roman"/>
+          <w:b/>
+          <w:szCs w:val="32"/>
+        </w:rPr>
+        <w:t xml:space="preserve"> High Road, </w:t>
+      </w:r>
+      <w:proofErr w:type="spellStart"/>
+      <w:r>
+        <w:rPr>
+          <w:rFonts w:ascii="Times New Roman" w:hAnsi="Times New Roman" w:cs="Times New Roman"/>
+          <w:b/>
+          <w:szCs w:val="32"/>
+        </w:rPr>
+        <w:t>magaral</w:t>
+      </w:r>
+      <w:proofErr w:type="spellEnd"/>
+      <w:r>
+        <w:rPr>
+          <w:rFonts w:ascii="Times New Roman" w:hAnsi="Times New Roman" w:cs="Times New Roman"/>
+          <w:b/>
+          <w:szCs w:val="32"/>
+        </w:rPr>
+        <w:t>, Chennai-5</w:t>
+      </w:r>
+    </w:p>
+    <w:p>
+      <w:pPr>
+        <w:rPr>
+          <w:rFonts w:ascii="Times New Roman" w:hAnsi="Times New Roman" w:cs="Times New Roman"/>
+          <w:b/>
+          <w:szCs w:val="32"/>
+        </w:rPr>
+      </w:pPr>
+    </w:p>
+    <w:p>
+      <w:pPr>
+        <w:jc w:val="center"/>
+        <w:rPr>
+          <w:rFonts w:ascii="Times New Roman" w:hAnsi="Times New Roman" w:cs="Times New Roman"/>
+          <w:b/>
+          <w:color w:val="000000" w:themeColor="text1"/>
+          <w:sz w:val="40"/>
+          <w:szCs w:val="32"/>
+        </w:rPr>
+      </w:pPr>
+      <w:r>
+        <w:rPr>
+          <w:rFonts w:ascii="Times New Roman" w:hAnsi="Times New Roman" w:cs="Times New Roman"/>
+          <w:b/>
+          <w:sz w:val="40"/>
+          <w:szCs w:val="32"/>
+        </w:rPr>
+        <w:t xml:space="preserve"> </w:t>
+      </w:r>
+      <w:r>
+        <w:rPr>
+          <w:rFonts w:ascii="Times New Roman" w:hAnsi="Times New Roman" w:cs="Times New Roman"/>
+          <w:b/>
+          <w:color w:val="000000" w:themeColor="text1"/>
+          <w:sz w:val="40"/>
+          <w:szCs w:val="32"/>
+        </w:rPr>
+        <w:t>Department Of Computer Applications</w:t>
+      </w:r>
+    </w:p>
+    <w:p>
+      <w:pPr>
+        <w:jc w:val="center"/>
+        <w:rPr>
+          <w:rFonts w:ascii="Times New Roman" w:hAnsi="Times New Roman" w:cs="Times New Roman"/>
+          <w:b/>
+          <w:color w:val="000000" w:themeColor="text1"/>
+          <w:sz w:val="40"/>
+          <w:szCs w:val="32"/>
+        </w:rPr>
+      </w:pPr>
+    </w:p>
+    <w:p>
+      <w:pPr>
+        <w:jc w:val="center"/>
+        <w:rPr>
+          <w:rFonts w:ascii="Times New Roman" w:hAnsi="Times New Roman" w:cs="Times New Roman"/>
+          <w:b/>
+          <w:sz w:val="36"/>
+          <w:szCs w:val="32"/>
+        </w:rPr>
+      </w:pPr>
+      <w:r>
+        <w:rPr>
+          <w:rFonts w:ascii="Times New Roman" w:hAnsi="Times New Roman" w:cs="Times New Roman"/>
+          <w:b/>
+          <w:sz w:val="36"/>
+          <w:szCs w:val="32"/>
+        </w:rPr>
+        <w:t>TN SKILL – PROJECT</w:t>
+      </w:r>
+    </w:p>
+    <w:p>
+      <w:pPr>
+        <w:jc w:val="center"/>
+        <w:rPr>
+          <w:rFonts w:ascii="Times New Roman" w:hAnsi="Times New Roman" w:cs="Times New Roman"/>
+          <w:b/>
+          <w:sz w:val="40"/>
+          <w:szCs w:val="32"/>
+        </w:rPr>
+      </w:pPr>
+    </w:p>
+    <w:p>
+      <w:pPr>
+        <w:jc w:val="center"/>
+        <w:rPr>
+          <w:rFonts w:ascii="Times New Roman" w:hAnsi="Times New Roman" w:cs="Times New Roman"/>
+          <w:b/>
+          <w:color w:val="000000" w:themeColor="text1"/>
+          <w:sz w:val="44"/>
+          <w:szCs w:val="32"/>
+        </w:rPr>
+      </w:pPr>
+      <w:r>
+        <w:rPr>
+          <w:rFonts w:ascii="Times New Roman" w:hAnsi="Times New Roman" w:cs="Times New Roman"/>
+          <w:b/>
+          <w:color w:val="000000" w:themeColor="text1"/>
+          <w:sz w:val="44"/>
+          <w:szCs w:val="32"/>
+        </w:rPr>
+        <w:t>COMIC CRAFT – AI COMIC STORY CREATOR USING GEMINI MODULES</w:t>
+      </w:r>
+    </w:p>
+    <w:p>
+      <w:pPr>
+        <w:jc w:val="center"/>
+        <w:rPr>
+          <w:rFonts w:ascii="Times New Roman" w:hAnsi="Times New Roman" w:cs="Times New Roman"/>
+          <w:b/>
+          <w:color w:val="000000" w:themeColor="text1"/>
+          <w:sz w:val="44"/>
+          <w:szCs w:val="32"/>
+        </w:rPr>
+      </w:pPr>
+    </w:p>
+    <w:p>
+      <w:pPr>
+        <w:jc w:val="center"/>
+        <w:rPr>
+          <w:rFonts w:ascii="Times New Roman" w:hAnsi="Times New Roman" w:cs="Times New Roman"/>
+          <w:b/>
+          <w:color w:val="000000" w:themeColor="text1"/>
+          <w:sz w:val="44"/>
+          <w:szCs w:val="32"/>
+        </w:rPr>
+      </w:pPr>
+      <w:r>
+        <w:rPr>
+          <w:rFonts w:ascii="Times New Roman" w:hAnsi="Times New Roman" w:cs="Times New Roman"/>
+          <w:b/>
+          <w:color w:val="000000" w:themeColor="text1"/>
+          <w:sz w:val="44"/>
+          <w:szCs w:val="32"/>
+        </w:rPr>
+        <w:t>VISHALI.M</w:t>
+      </w:r>
+    </w:p>
+    <w:p>
+      <w:pPr>
+        <w:jc w:val="center"/>
+        <w:rPr>
+          <w:rFonts w:ascii="Times New Roman" w:hAnsi="Times New Roman" w:cs="Times New Roman"/>
+          <w:b/>
+          <w:color w:val="000000" w:themeColor="text1"/>
+          <w:sz w:val="44"/>
+          <w:szCs w:val="32"/>
+        </w:rPr>
+      </w:pPr>
+      <w:r>
+        <w:rPr>
+          <w:rFonts w:ascii="Times New Roman" w:hAnsi="Times New Roman" w:cs="Times New Roman"/>
+          <w:b/>
+          <w:color w:val="000000" w:themeColor="text1"/>
+          <w:sz w:val="44"/>
+          <w:szCs w:val="32"/>
+        </w:rPr>
+        <w:t>PRAVEEN RAJ.K</w:t>
+      </w:r>
+    </w:p>
+    <w:p>
+      <w:pPr>
+        <w:jc w:val="center"/>
+        <w:rPr>
+          <w:rFonts w:ascii="Times New Roman" w:hAnsi="Times New Roman" w:cs="Times New Roman"/>
+          <w:b/>
+          <w:color w:val="000000" w:themeColor="text1"/>
+          <w:sz w:val="44"/>
+          <w:szCs w:val="32"/>
+        </w:rPr>
+      </w:pPr>
+      <w:r>
+        <w:rPr>
+          <w:rFonts w:ascii="Times New Roman" w:hAnsi="Times New Roman" w:cs="Times New Roman"/>
+          <w:b/>
+          <w:color w:val="000000" w:themeColor="text1"/>
+          <w:sz w:val="44"/>
+          <w:szCs w:val="32"/>
+        </w:rPr>
+        <w:t>YOSHUVA.R</w:t>
+      </w:r>
+    </w:p>
+    <w:p>
+      <w:pPr>
+        <w:jc w:val="center"/>
+        <w:rPr>
+          <w:rFonts w:ascii="Times New Roman" w:hAnsi="Times New Roman" w:cs="Times New Roman"/>
+          <w:sz w:val="36"/>
+          <w:szCs w:val="32"/>
+        </w:rPr>
+      </w:pPr>
+    </w:p>
+    <w:p>
+      <w:pPr>
+        <w:jc w:val="center"/>
+        <w:rPr>
+          <w:rFonts w:ascii="Times New Roman" w:hAnsi="Times New Roman" w:cs="Times New Roman"/>
+          <w:b/>
+          <w:i/>
+          <w:sz w:val="36"/>
+          <w:szCs w:val="32"/>
+        </w:rPr>
+      </w:pPr>
+    </w:p>
+    <w:p>
+      <w:pPr>
+        <w:spacing w:line="259" w:lineRule="auto"/>
+        <w:rPr>
+          <w:rFonts w:ascii="Times New Roman" w:hAnsi="Times New Roman" w:cs="Times New Roman"/>
+          <w:b/>
+          <w:bCs/>
+          <w:i/>
           <w:iCs/>
           <w:sz w:val="40"/>
           <w:szCs w:val="40"/>
         </w:rPr>
-        <w:t>MAGNA COLLEGE OF ARTS AND SCIENCE</w:t>
-      </w:r>
-    </w:p>
-    <w:p>
-      <w:pPr>
-        <w:spacing w:line="259" w:lineRule="auto"/>
-        <w:rPr>
-          <w:rFonts w:ascii="Times New Roman" w:hAnsi="Times New Roman" w:cs="Times New Roman"/>
-          <w:b/>
-          <w:bCs/>
-          <w:i/>
-          <w:iCs/>
-          <w:sz w:val="28"/>
-          <w:szCs w:val="28"/>
-        </w:rPr>
-      </w:pPr>
-      <w:r>
-        <w:rPr>
-          <w:rFonts w:ascii="Times New Roman" w:hAnsi="Times New Roman" w:cs="Times New Roman"/>
-          <w:b/>
-          <w:bCs/>
-          <w:i/>
-          <w:iCs/>
-          <w:sz w:val="28"/>
-          <w:szCs w:val="28"/>
-        </w:rPr>
-        <w:t>REDHILLS-THIRUVALLUR HIGH ROAD</w:t>
-      </w:r>
-      <w:proofErr w:type="gramStart"/>
-      <w:r>
-        <w:rPr>
-          <w:rFonts w:ascii="Times New Roman" w:hAnsi="Times New Roman" w:cs="Times New Roman"/>
-          <w:b/>
-          <w:bCs/>
-          <w:i/>
-          <w:iCs/>
-          <w:sz w:val="28"/>
-          <w:szCs w:val="28"/>
-        </w:rPr>
-        <w:t>,MAGARAL</w:t>
-      </w:r>
-      <w:proofErr w:type="gramEnd"/>
-      <w:r>
-        <w:rPr>
-          <w:rFonts w:ascii="Times New Roman" w:hAnsi="Times New Roman" w:cs="Times New Roman"/>
-          <w:b/>
-          <w:bCs/>
-          <w:i/>
-          <w:iCs/>
-          <w:sz w:val="28"/>
-          <w:szCs w:val="28"/>
-        </w:rPr>
-        <w:t>,, CHENNAI</w:t>
-      </w:r>
-    </w:p>
-    <w:p>
-      <w:pPr>
-        <w:spacing w:line="259" w:lineRule="auto"/>
-        <w:rPr>
-          <w:rFonts w:ascii="Times New Roman" w:hAnsi="Times New Roman" w:cs="Times New Roman"/>
-          <w:b/>
-          <w:bCs/>
-          <w:i/>
-          <w:iCs/>
-          <w:sz w:val="28"/>
-          <w:szCs w:val="28"/>
-        </w:rPr>
       </w:pPr>
     </w:p>
     <w:p>
@@ -173,12 +449,9 @@
           <w:sz w:val="40"/>
           <w:szCs w:val="40"/>
         </w:rPr>
-        <w:t>DEPARTMENT OF COMPUTER APPLICATIONS</w:t>
-      </w:r>
-    </w:p>
-    <w:p>
-      <w:pPr>
-        <w:spacing w:line="259" w:lineRule="auto"/>
+        <w:t xml:space="preserve">               </w:t>
+      </w:r>
+      <w:r>
         <w:rPr>
           <w:rFonts w:ascii="Times New Roman" w:hAnsi="Times New Roman" w:cs="Times New Roman"/>
           <w:b/>
@@ -188,11 +461,11 @@
           <w:sz w:val="40"/>
           <w:szCs w:val="40"/>
         </w:rPr>
-      </w:pPr>
-    </w:p>
-    <w:p>
-      <w:pPr>
-        <w:spacing w:line="259" w:lineRule="auto"/>
+        <w:t xml:space="preserve">         </w:t>
+      </w:r>
+      <w:bookmarkStart w:id="0" w:name="_GoBack"/>
+      <w:bookmarkEnd w:id="0"/>
+      <w:r>
         <w:rPr>
           <w:rFonts w:ascii="Times New Roman" w:hAnsi="Times New Roman" w:cs="Times New Roman"/>
           <w:b/>
@@ -202,271 +475,7 @@
           <w:sz w:val="40"/>
           <w:szCs w:val="40"/>
         </w:rPr>
-      </w:pPr>
-      <w:r>
-        <w:rPr>
-          <w:rFonts w:ascii="Times New Roman" w:hAnsi="Times New Roman" w:cs="Times New Roman"/>
-          <w:b/>
-          <w:bCs/>
-          <w:i/>
-          <w:iCs/>
-          <w:sz w:val="40"/>
-          <w:szCs w:val="40"/>
-        </w:rPr>
-        <w:t xml:space="preserve">          Tamil Nadu Skill-Project</w:t>
-      </w:r>
-    </w:p>
-    <w:p>
-      <w:pPr>
-        <w:spacing w:line="259" w:lineRule="auto"/>
-        <w:rPr>
-          <w:rFonts w:ascii="Times New Roman" w:hAnsi="Times New Roman" w:cs="Times New Roman"/>
-          <w:b/>
-          <w:bCs/>
-          <w:i/>
-          <w:iCs/>
-          <w:sz w:val="40"/>
-          <w:szCs w:val="40"/>
-        </w:rPr>
-      </w:pPr>
-    </w:p>
-    <w:p>
-      <w:pPr>
-        <w:spacing w:line="259" w:lineRule="auto"/>
-        <w:rPr>
-          <w:rFonts w:ascii="Times New Roman" w:hAnsi="Times New Roman" w:cs="Times New Roman"/>
-          <w:b/>
-          <w:bCs/>
-          <w:i/>
-          <w:iCs/>
-          <w:sz w:val="40"/>
-          <w:szCs w:val="40"/>
-        </w:rPr>
-      </w:pPr>
-      <w:r>
-        <w:rPr>
-          <w:rFonts w:ascii="Times New Roman" w:hAnsi="Times New Roman" w:cs="Times New Roman"/>
-          <w:b/>
-          <w:bCs/>
-          <w:i/>
-          <w:iCs/>
-          <w:sz w:val="40"/>
-          <w:szCs w:val="40"/>
-        </w:rPr>
-        <w:t>COMIC CRAFT-AI COMIC STORY CREATOR</w:t>
-      </w:r>
-    </w:p>
-    <w:p>
-      <w:pPr>
-        <w:spacing w:line="259" w:lineRule="auto"/>
-        <w:rPr>
-          <w:rFonts w:ascii="Times New Roman" w:hAnsi="Times New Roman" w:cs="Times New Roman"/>
-          <w:b/>
-          <w:bCs/>
-          <w:i/>
-          <w:iCs/>
-          <w:sz w:val="40"/>
-          <w:szCs w:val="40"/>
-        </w:rPr>
-      </w:pPr>
-      <w:r>
-        <w:rPr>
-          <w:rFonts w:ascii="Times New Roman" w:hAnsi="Times New Roman" w:cs="Times New Roman"/>
-          <w:b/>
-          <w:bCs/>
-          <w:i/>
-          <w:iCs/>
-          <w:sz w:val="40"/>
-          <w:szCs w:val="40"/>
-        </w:rPr>
-        <w:t xml:space="preserve">                USING GEMINI MODULES</w:t>
-      </w:r>
-    </w:p>
-    <w:p>
-      <w:pPr>
-        <w:spacing w:line="259" w:lineRule="auto"/>
-        <w:rPr>
-          <w:rFonts w:ascii="Times New Roman" w:hAnsi="Times New Roman" w:cs="Times New Roman"/>
-          <w:b/>
-          <w:bCs/>
-          <w:i/>
-          <w:iCs/>
-          <w:sz w:val="40"/>
-          <w:szCs w:val="40"/>
-        </w:rPr>
-      </w:pPr>
-    </w:p>
-    <w:p>
-      <w:pPr>
-        <w:spacing w:line="259" w:lineRule="auto"/>
-        <w:rPr>
-          <w:rFonts w:ascii="Times New Roman" w:hAnsi="Times New Roman" w:cs="Times New Roman"/>
-          <w:b/>
-          <w:bCs/>
-          <w:i/>
-          <w:iCs/>
-          <w:sz w:val="40"/>
-          <w:szCs w:val="40"/>
-        </w:rPr>
-      </w:pPr>
-      <w:r>
-        <w:rPr>
-          <w:rFonts w:ascii="Times New Roman" w:hAnsi="Times New Roman" w:cs="Times New Roman"/>
-          <w:b/>
-          <w:bCs/>
-          <w:i/>
-          <w:iCs/>
-          <w:sz w:val="40"/>
-          <w:szCs w:val="40"/>
-        </w:rPr>
-        <w:t xml:space="preserve">                 VISHALI.M</w:t>
-      </w:r>
-    </w:p>
-    <w:p>
-      <w:pPr>
-        <w:spacing w:line="259" w:lineRule="auto"/>
-        <w:rPr>
-          <w:rFonts w:ascii="Times New Roman" w:hAnsi="Times New Roman" w:cs="Times New Roman"/>
-          <w:b/>
-          <w:bCs/>
-          <w:i/>
-          <w:iCs/>
-          <w:sz w:val="40"/>
-          <w:szCs w:val="40"/>
-        </w:rPr>
-      </w:pPr>
-      <w:r>
-        <w:rPr>
-          <w:rFonts w:ascii="Times New Roman" w:hAnsi="Times New Roman" w:cs="Times New Roman"/>
-          <w:b/>
-          <w:bCs/>
-          <w:i/>
-          <w:iCs/>
-          <w:sz w:val="40"/>
-          <w:szCs w:val="40"/>
-        </w:rPr>
-        <w:t xml:space="preserve">               PRAVEEN RAJ.</w:t>
-      </w:r>
-      <w:r>
-        <w:rPr>
-          <w:rFonts w:ascii="Times New Roman" w:hAnsi="Times New Roman" w:cs="Times New Roman"/>
-          <w:b/>
-          <w:bCs/>
-          <w:i/>
-          <w:iCs/>
-          <w:noProof/>
-          <w:sz w:val="40"/>
-          <w:szCs w:val="40"/>
-          <w:lang w:val="en-IN" w:eastAsia="en-IN"/>
-          <w14:ligatures w14:val="none"/>
-        </w:rPr>
-        <w:t xml:space="preserve"> </w:t>
-      </w:r>
-      <w:r>
-        <w:rPr>
-          <w:rFonts w:ascii="Times New Roman" w:hAnsi="Times New Roman" w:cs="Times New Roman"/>
-          <w:b/>
-          <w:bCs/>
-          <w:i/>
-          <w:iCs/>
-          <w:sz w:val="40"/>
-          <w:szCs w:val="40"/>
-        </w:rPr>
-        <w:t>K</w:t>
-      </w:r>
-    </w:p>
-    <w:p>
-      <w:pPr>
-        <w:spacing w:line="259" w:lineRule="auto"/>
-        <w:rPr>
-          <w:rFonts w:ascii="Times New Roman" w:hAnsi="Times New Roman" w:cs="Times New Roman"/>
-          <w:b/>
-          <w:bCs/>
-          <w:i/>
-          <w:iCs/>
-          <w:sz w:val="40"/>
-          <w:szCs w:val="40"/>
-        </w:rPr>
-      </w:pPr>
-      <w:r>
-        <w:rPr>
-          <w:rFonts w:ascii="Times New Roman" w:hAnsi="Times New Roman" w:cs="Times New Roman"/>
-          <w:b/>
-          <w:bCs/>
-          <w:i/>
-          <w:iCs/>
-          <w:sz w:val="40"/>
-          <w:szCs w:val="40"/>
-        </w:rPr>
-        <w:t xml:space="preserve">             YOSHUVA.R</w:t>
-      </w:r>
-    </w:p>
-    <w:p>
-      <w:pPr>
-        <w:spacing w:line="259" w:lineRule="auto"/>
-        <w:rPr>
-          <w:rFonts w:ascii="Times New Roman" w:hAnsi="Times New Roman" w:cs="Times New Roman"/>
-          <w:b/>
-          <w:bCs/>
-          <w:i/>
-          <w:iCs/>
-          <w:sz w:val="40"/>
-          <w:szCs w:val="40"/>
-        </w:rPr>
-      </w:pPr>
-    </w:p>
-    <w:p>
-      <w:pPr>
-        <w:spacing w:line="259" w:lineRule="auto"/>
-        <w:rPr>
-          <w:rFonts w:ascii="Times New Roman" w:hAnsi="Times New Roman" w:cs="Times New Roman"/>
-          <w:b/>
-          <w:bCs/>
-          <w:i/>
-          <w:iCs/>
-          <w:sz w:val="40"/>
-          <w:szCs w:val="40"/>
-        </w:rPr>
-      </w:pPr>
-    </w:p>
-    <w:p>
-      <w:pPr>
-        <w:spacing w:line="259" w:lineRule="auto"/>
-        <w:rPr>
-          <w:rFonts w:ascii="Times New Roman" w:hAnsi="Times New Roman" w:cs="Times New Roman"/>
-          <w:b/>
-          <w:bCs/>
-          <w:i/>
-          <w:iCs/>
-          <w:sz w:val="40"/>
-          <w:szCs w:val="40"/>
-        </w:rPr>
-      </w:pPr>
-    </w:p>
-    <w:p>
-      <w:pPr>
-        <w:spacing w:line="259" w:lineRule="auto"/>
-        <w:rPr>
-          <w:rFonts w:ascii="Times New Roman" w:hAnsi="Times New Roman" w:cs="Times New Roman"/>
-          <w:b/>
-          <w:bCs/>
-          <w:i/>
-          <w:iCs/>
-          <w:sz w:val="40"/>
-          <w:szCs w:val="40"/>
-        </w:rPr>
-      </w:pPr>
-      <w:r>
-        <w:rPr>
-          <w:rFonts w:ascii="Times New Roman" w:hAnsi="Times New Roman" w:cs="Times New Roman"/>
-          <w:b/>
-          <w:bCs/>
-          <w:i/>
-          <w:iCs/>
-          <w:sz w:val="40"/>
-          <w:szCs w:val="40"/>
-        </w:rPr>
-        <w:t xml:space="preserve">                 BATCH-2025-2028</w:t>
+        <w:t xml:space="preserve">  BATCH-2025-2028</w:t>
       </w:r>
       <w:r>
         <w:rPr>
@@ -2367,7 +2376,7 @@
   <w:style w:type="paragraph" w:default="1" w:styleId="Normal">
     <w:name w:val="Normal"/>
     <w:qFormat/>
-    <w:rsid w:val="00A12142"/>
+    <w:rsid w:val="00634163"/>
     <w:pPr>
       <w:spacing w:line="278" w:lineRule="auto"/>
     </w:pPr>

--- a/COMICCRAFT 1 (2).docx
+++ b/COMICCRAFT 1 (2).docx
@@ -386,6 +386,52 @@
         <w:jc w:val="center"/>
         <w:rPr>
           <w:rFonts w:ascii="Times New Roman" w:hAnsi="Times New Roman" w:cs="Times New Roman"/>
+          <w:b/>
+          <w:color w:val="000000" w:themeColor="text1"/>
+          <w:sz w:val="44"/>
+          <w:szCs w:val="32"/>
+        </w:rPr>
+      </w:pPr>
+      <w:r>
+        <w:rPr>
+          <w:rFonts w:ascii="Times New Roman" w:hAnsi="Times New Roman" w:cs="Times New Roman"/>
+          <w:b/>
+          <w:color w:val="000000" w:themeColor="text1"/>
+          <w:sz w:val="44"/>
+          <w:szCs w:val="32"/>
+        </w:rPr>
+        <w:t>HARI KRISHNA</w:t>
+      </w:r>
+      <w:bookmarkStart w:id="0" w:name="_GoBack"/>
+      <w:bookmarkEnd w:id="0"/>
+    </w:p>
+    <w:p>
+      <w:pPr>
+        <w:jc w:val="center"/>
+        <w:rPr>
+          <w:rFonts w:ascii="Times New Roman" w:hAnsi="Times New Roman" w:cs="Times New Roman"/>
+          <w:b/>
+          <w:color w:val="000000" w:themeColor="text1"/>
+          <w:sz w:val="44"/>
+          <w:szCs w:val="32"/>
+        </w:rPr>
+      </w:pPr>
+      <w:r>
+        <w:rPr>
+          <w:rFonts w:ascii="Times New Roman" w:hAnsi="Times New Roman" w:cs="Times New Roman"/>
+          <w:b/>
+          <w:color w:val="000000" w:themeColor="text1"/>
+          <w:sz w:val="44"/>
+          <w:szCs w:val="32"/>
+        </w:rPr>
+        <w:t>DINESH.V</w:t>
+      </w:r>
+    </w:p>
+    <w:p>
+      <w:pPr>
+        <w:jc w:val="center"/>
+        <w:rPr>
+          <w:rFonts w:ascii="Times New Roman" w:hAnsi="Times New Roman" w:cs="Times New Roman"/>
           <w:sz w:val="36"/>
           <w:szCs w:val="32"/>
         </w:rPr>
@@ -734,7 +780,6 @@
           <w:rFonts w:ascii="Times New Roman" w:hAnsi="Times New Roman" w:cs="Times New Roman"/>
           <w:b/>
           <w:bCs/>
-          <w:i/>
           <w:iCs/>
           <w:sz w:val="48"/>
           <w:szCs w:val="48"/>
@@ -758,7 +803,6 @@
           <w:rFonts w:ascii="Times New Roman" w:hAnsi="Times New Roman" w:cs="Times New Roman"/>
           <w:b/>
           <w:bCs/>
-          <w:i/>
           <w:iCs/>
           <w:sz w:val="48"/>
           <w:szCs w:val="48"/>
@@ -772,7 +816,6 @@
           <w:rFonts w:ascii="Times New Roman" w:hAnsi="Times New Roman" w:cs="Times New Roman"/>
           <w:b/>
           <w:bCs/>
-          <w:i/>
           <w:iCs/>
           <w:sz w:val="48"/>
           <w:szCs w:val="48"/>
@@ -995,7 +1038,6 @@
           <w:rFonts w:ascii="Times New Roman" w:hAnsi="Times New Roman" w:cs="Times New Roman"/>
           <w:b/>
           <w:bCs/>
-          <w:i/>
           <w:iCs/>
           <w:sz w:val="48"/>
           <w:szCs w:val="48"/>
@@ -1438,22 +1480,21 @@
           <w:rFonts w:ascii="Times New Roman" w:hAnsi="Times New Roman" w:cs="Times New Roman"/>
           <w:b/>
           <w:bCs/>
+          <w:iCs/>
+          <w:sz w:val="48"/>
+          <w:szCs w:val="48"/>
+        </w:rPr>
+      </w:pPr>
+      <w:r>
+        <w:rPr>
+          <w:rFonts w:ascii="Times New Roman" w:hAnsi="Times New Roman" w:cs="Times New Roman"/>
+          <w:b/>
+          <w:bCs/>
           <w:i/>
           <w:iCs/>
           <w:sz w:val="48"/>
           <w:szCs w:val="48"/>
         </w:rPr>
-      </w:pPr>
-      <w:r>
-        <w:rPr>
-          <w:rFonts w:ascii="Times New Roman" w:hAnsi="Times New Roman" w:cs="Times New Roman"/>
-          <w:b/>
-          <w:bCs/>
-          <w:i/>
-          <w:iCs/>
-          <w:sz w:val="48"/>
-          <w:szCs w:val="48"/>
-        </w:rPr>
         <w:t xml:space="preserve"> 5. </w:t>
       </w:r>
       <w:r>
@@ -1461,7 +1502,6 @@
           <w:rFonts w:ascii="Times New Roman" w:hAnsi="Times New Roman" w:cs="Times New Roman"/>
           <w:b/>
           <w:bCs/>
-          <w:i/>
           <w:iCs/>
           <w:sz w:val="48"/>
           <w:szCs w:val="48"/>
@@ -1475,7 +1515,6 @@
           <w:rFonts w:ascii="Times New Roman" w:hAnsi="Times New Roman" w:cs="Times New Roman"/>
           <w:b/>
           <w:bCs/>
-          <w:i/>
           <w:iCs/>
           <w:sz w:val="48"/>
           <w:szCs w:val="48"/>
@@ -1871,8 +1910,6 @@
           <w:rFonts w:ascii="Times New Roman" w:hAnsi="Times New Roman" w:cs="Times New Roman"/>
         </w:rPr>
       </w:pPr>
-      <w:bookmarkStart w:id="0" w:name="_GoBack"/>
-      <w:bookmarkEnd w:id="0"/>
     </w:p>
     <w:sectPr>
       <w:pgSz w:w="11906" w:h="16838"/>
@@ -2586,7 +2623,7 @@
 </file>
 
 <file path=customXml/itemProps1.xml><?xml version="1.0" encoding="utf-8"?>
-<ds:datastoreItem xmlns:ds="http://schemas.openxmlformats.org/officeDocument/2006/customXml" ds:itemID="{AE21C5A9-A163-4AF1-BF46-48FFC474B516}">
+<ds:datastoreItem xmlns:ds="http://schemas.openxmlformats.org/officeDocument/2006/customXml" ds:itemID="{60393076-7581-44B3-BB26-EA648277FF71}">
   <ds:schemaRefs>
     <ds:schemaRef ds:uri="http://schemas.openxmlformats.org/officeDocument/2006/bibliography"/>
   </ds:schemaRefs>
